--- a/README.docx
+++ b/README.docx
@@ -341,7 +341,7 @@
       </w:pPr>
       <w:r>
         <w:rPr/>
-        <w:t>| `Дата_рождения` | DATE | Дата рождения ученика. |</w:t>
+        <w:t>| `Дата рождения` | DATE | Дата рождения ученика. |</w:t>
       </w:r>
     </w:p>
     <w:p>
